--- a/Medibot/especificaiones_diccioario.docx
+++ b/Medibot/especificaiones_diccioario.docx
@@ -1,6 +1,6 @@
 
 <file path=word/document.xml><?xml version="1.0" encoding="utf-8"?>
-<w:document xmlns:wpc="http://schemas.microsoft.com/office/word/2010/wordprocessingCanvas" xmlns:cx="http://schemas.microsoft.com/office/drawing/2014/chartex" xmlns:cx1="http://schemas.microsoft.com/office/drawing/2015/9/8/chartex" xmlns:cx2="http://schemas.microsoft.com/office/drawing/2015/10/21/chartex" xmlns:cx3="http://schemas.microsoft.com/office/drawing/2016/5/9/chartex" xmlns:cx4="http://schemas.microsoft.com/office/drawing/2016/5/10/chartex" xmlns:cx5="http://schemas.microsoft.com/office/drawing/2016/5/11/chartex" xmlns:cx6="http://schemas.microsoft.com/office/drawing/2016/5/12/chartex" xmlns:cx7="http://schemas.microsoft.com/office/drawing/2016/5/13/chartex" xmlns:cx8="http://schemas.microsoft.com/office/drawing/2016/5/14/chartex" xmlns:mc="http://schemas.openxmlformats.org/markup-compatibility/2006" xmlns:aink="http://schemas.microsoft.com/office/drawing/2016/ink" xmlns:am3d="http://schemas.microsoft.com/office/drawing/2017/model3d" xmlns:o="urn:schemas-microsoft-com:office:office" xmlns:oel="http://schemas.microsoft.com/office/2019/extlst" xmlns:r="http://schemas.openxmlformats.org/officeDocument/2006/relationships" xmlns:m="http://schemas.openxmlformats.org/officeDocument/2006/math" xmlns:v="urn:schemas-microsoft-com:vml" xmlns:wp14="http://schemas.microsoft.com/office/word/2010/wordprocessingDrawing" xmlns:wp="http://schemas.openxmlformats.org/drawingml/2006/wordprocessingDrawing" xmlns:w10="urn:schemas-microsoft-com:office:word" xmlns:w="http://schemas.openxmlformats.org/wordprocessingml/2006/main" xmlns:w14="http://schemas.microsoft.com/office/word/2010/wordml" xmlns:w15="http://schemas.microsoft.com/office/word/2012/wordml" xmlns:w16cex="http://schemas.microsoft.com/office/word/2018/wordml/cex" xmlns:w16cid="http://schemas.microsoft.com/office/word/2016/wordml/cid" xmlns:w16="http://schemas.microsoft.com/office/word/2018/wordml" xmlns:w16du="http://schemas.microsoft.com/office/word/2023/wordml/word16du" xmlns:w16sdtdh="http://schemas.microsoft.com/office/word/2020/wordml/sdtdatahash" xmlns:w16se="http://schemas.microsoft.com/office/word/2015/wordml/symex" xmlns:wpg="http://schemas.microsoft.com/office/word/2010/wordprocessingGroup" xmlns:wpi="http://schemas.microsoft.com/office/word/2010/wordprocessingInk" xmlns:wne="http://schemas.microsoft.com/office/word/2006/wordml" xmlns:wps="http://schemas.microsoft.com/office/word/2010/wordprocessingShape" mc:Ignorable="w14 w15 w16se w16cid w16 w16cex w16sdtdh w16du wp14">
+<w:document xmlns:wpc="http://schemas.microsoft.com/office/word/2010/wordprocessingCanvas" xmlns:cx="http://schemas.microsoft.com/office/drawing/2014/chartex" xmlns:cx1="http://schemas.microsoft.com/office/drawing/2015/9/8/chartex" xmlns:cx2="http://schemas.microsoft.com/office/drawing/2015/10/21/chartex" xmlns:cx3="http://schemas.microsoft.com/office/drawing/2016/5/9/chartex" xmlns:cx4="http://schemas.microsoft.com/office/drawing/2016/5/10/chartex" xmlns:cx5="http://schemas.microsoft.com/office/drawing/2016/5/11/chartex" xmlns:cx6="http://schemas.microsoft.com/office/drawing/2016/5/12/chartex" xmlns:cx7="http://schemas.microsoft.com/office/drawing/2016/5/13/chartex" xmlns:cx8="http://schemas.microsoft.com/office/drawing/2016/5/14/chartex" xmlns:mc="http://schemas.openxmlformats.org/markup-compatibility/2006" xmlns:aink="http://schemas.microsoft.com/office/drawing/2016/ink" xmlns:am3d="http://schemas.microsoft.com/office/drawing/2017/model3d" xmlns:o="urn:schemas-microsoft-com:office:office" xmlns:oel="http://schemas.microsoft.com/office/2019/extlst" xmlns:r="http://schemas.openxmlformats.org/officeDocument/2006/relationships" xmlns:m="http://schemas.openxmlformats.org/officeDocument/2006/math" xmlns:v="urn:schemas-microsoft-com:vml" xmlns:wp14="http://schemas.microsoft.com/office/word/2010/wordprocessingDrawing" xmlns:wp="http://schemas.openxmlformats.org/drawingml/2006/wordprocessingDrawing" xmlns:w10="urn:schemas-microsoft-com:office:word" xmlns:w="http://schemas.openxmlformats.org/wordprocessingml/2006/main" xmlns:w14="http://schemas.microsoft.com/office/word/2010/wordml" xmlns:w15="http://schemas.microsoft.com/office/word/2012/wordml" xmlns:w16cex="http://schemas.microsoft.com/office/word/2018/wordml/cex" xmlns:w16cid="http://schemas.microsoft.com/office/word/2016/wordml/cid" xmlns:w16="http://schemas.microsoft.com/office/word/2018/wordml" xmlns:w16du="http://schemas.microsoft.com/office/word/2023/wordml/word16du" xmlns:w16sdtdh="http://schemas.microsoft.com/office/word/2020/wordml/sdtdatahash" xmlns:w16sdtfl="http://schemas.microsoft.com/office/word/2024/wordml/sdtformatlock" xmlns:w16se="http://schemas.microsoft.com/office/word/2015/wordml/symex" xmlns:wpg="http://schemas.microsoft.com/office/word/2010/wordprocessingGroup" xmlns:wpi="http://schemas.microsoft.com/office/word/2010/wordprocessingInk" xmlns:wne="http://schemas.microsoft.com/office/word/2006/wordml" xmlns:wps="http://schemas.microsoft.com/office/word/2010/wordprocessingShape" mc:Ignorable="w14 w15 w16se w16cid w16 w16cex w16sdtdh w16sdtfl w16du wp14">
   <w:body>
     <w:p>
       <w:pPr>
@@ -157,6 +157,17 @@
       <w:r>
         <w:rPr>
           <w:rFonts w:eastAsia="Times New Roman" w:cs="Times New Roman"/>
+          <w:i/>
+          <w:iCs/>
+          <w:kern w:val="0"/>
+          <w:lang w:val="es-EC" w:eastAsia="es-MX"/>
+          <w14:ligatures w14:val="none"/>
+        </w:rPr>
+        <w:t xml:space="preserve"> mediante chatbot o voicebot</w:t>
+      </w:r>
+      <w:r>
+        <w:rPr>
+          <w:rFonts w:eastAsia="Times New Roman" w:cs="Times New Roman"/>
           <w:kern w:val="0"/>
           <w:lang w:val="es-EC" w:eastAsia="es-MX"/>
           <w14:ligatures w14:val="none"/>
@@ -561,38 +572,7 @@
           <w:lang w:val="es-EC" w:eastAsia="es-MX"/>
           <w14:ligatures w14:val="none"/>
         </w:rPr>
-        <w:t>.</w:t>
-      </w:r>
-      <w:r>
-        <w:rPr>
-          <w:rFonts w:eastAsia="Times New Roman" w:cs="Times New Roman"/>
-          <w:kern w:val="0"/>
-          <w:lang w:val="es-EC" w:eastAsia="es-MX"/>
-          <w14:ligatures w14:val="none"/>
-        </w:rPr>
-        <w:t xml:space="preserve"> </w:t>
-      </w:r>
-    </w:p>
-    <w:p>
-      <w:pPr>
-        <w:spacing w:after="0" w:line="240" w:lineRule="auto"/>
-        <w:rPr>
-          <w:rFonts w:eastAsia="Times New Roman" w:cs="Times New Roman"/>
-          <w:kern w:val="0"/>
-          <w:lang w:val="es-EC" w:eastAsia="es-MX"/>
-          <w14:ligatures w14:val="none"/>
-        </w:rPr>
-      </w:pPr>
-      <w:r>
-        <w:rPr>
-          <w:rFonts w:eastAsia="Times New Roman" w:cs="Times New Roman"/>
-          <w:noProof/>
-          <w:kern w:val="0"/>
-          <w:lang w:val="es-EC" w:eastAsia="es-MX"/>
-        </w:rPr>
-        <w:pict w14:anchorId="45452E97">
-          <v:rect id="_x0000_i1029" alt="" style="width:441.9pt;height:.05pt;mso-width-percent:0;mso-height-percent:0;mso-width-percent:0;mso-height-percent:0" o:hralign="center" o:hrstd="t" o:hr="t" fillcolor="#a0a0a0" stroked="f"/>
-        </w:pict>
+        <w:t xml:space="preserve">. </w:t>
       </w:r>
     </w:p>
     <w:p>
@@ -1294,18 +1274,18 @@
           <w:lang w:val="es-EC" w:eastAsia="es-MX"/>
           <w14:ligatures w14:val="none"/>
         </w:rPr>
-        <w:t xml:space="preserve"> El </w:t>
-      </w:r>
-      <w:r>
-        <w:rPr>
-          <w:rFonts w:eastAsia="Times New Roman" w:cs="Times New Roman"/>
-          <w:b/>
-          <w:bCs/>
-          <w:kern w:val="0"/>
-          <w:lang w:val="es-EC" w:eastAsia="es-MX"/>
-          <w14:ligatures w14:val="none"/>
-        </w:rPr>
-        <w:t>Enfermero / Paramédico</w:t>
+        <w:t xml:space="preserve"> </w:t>
+      </w:r>
+      <w:r>
+        <w:rPr>
+          <w:rFonts w:eastAsia="Times New Roman" w:cs="Times New Roman"/>
+          <w:b/>
+          <w:bCs/>
+          <w:kern w:val="0"/>
+          <w:lang w:val="es-EC" w:eastAsia="es-MX"/>
+          <w14:ligatures w14:val="none"/>
+        </w:rPr>
+        <w:t>Paramédico</w:t>
       </w:r>
       <w:r>
         <w:rPr>
@@ -1345,27 +1325,25 @@
           <w:lang w:val="es-EC" w:eastAsia="es-MX"/>
           <w14:ligatures w14:val="none"/>
         </w:rPr>
-        <w:t>escalamiento</w:t>
-      </w:r>
-      <w:r>
-        <w:rPr>
-          <w:rFonts w:eastAsia="Times New Roman" w:cs="Times New Roman"/>
-          <w:kern w:val="0"/>
-          <w:lang w:val="es-EC" w:eastAsia="es-MX"/>
-          <w14:ligatures w14:val="none"/>
-        </w:rPr>
-        <w:t xml:space="preserve"> por </w:t>
-      </w:r>
-      <w:r>
-        <w:rPr>
-          <w:rFonts w:eastAsia="Times New Roman" w:cs="Times New Roman"/>
-          <w:b/>
-          <w:bCs/>
-          <w:kern w:val="0"/>
-          <w:lang w:val="es-EC" w:eastAsia="es-MX"/>
-          <w14:ligatures w14:val="none"/>
-        </w:rPr>
-        <w:t>caso crítico</w:t>
+        <w:t>la asignación</w:t>
+      </w:r>
+      <w:r>
+        <w:rPr>
+          <w:rFonts w:eastAsia="Times New Roman" w:cs="Times New Roman"/>
+          <w:kern w:val="0"/>
+          <w:lang w:val="es-EC" w:eastAsia="es-MX"/>
+          <w14:ligatures w14:val="none"/>
+        </w:rPr>
+        <w:t xml:space="preserve"> </w:t>
+      </w:r>
+      <w:r>
+        <w:rPr>
+          <w:rFonts w:eastAsia="Times New Roman" w:cs="Times New Roman"/>
+          <w:kern w:val="0"/>
+          <w:lang w:val="es-EC" w:eastAsia="es-MX"/>
+          <w14:ligatures w14:val="none"/>
+        </w:rPr>
+        <w:t>del caso</w:t>
       </w:r>
       <w:r>
         <w:rPr>
@@ -1375,28 +1353,6 @@
           <w14:ligatures w14:val="none"/>
         </w:rPr>
         <w:t>.</w:t>
-      </w:r>
-    </w:p>
-    <w:p>
-      <w:pPr>
-        <w:spacing w:after="0" w:line="240" w:lineRule="auto"/>
-        <w:rPr>
-          <w:rFonts w:eastAsia="Times New Roman" w:cs="Times New Roman"/>
-          <w:kern w:val="0"/>
-          <w:lang w:val="es-EC" w:eastAsia="es-MX"/>
-          <w14:ligatures w14:val="none"/>
-        </w:rPr>
-      </w:pPr>
-      <w:r>
-        <w:rPr>
-          <w:rFonts w:eastAsia="Times New Roman" w:cs="Times New Roman"/>
-          <w:noProof/>
-          <w:kern w:val="0"/>
-          <w:lang w:val="es-EC" w:eastAsia="es-MX"/>
-        </w:rPr>
-        <w:pict w14:anchorId="0A19242F">
-          <v:rect id="_x0000_i1028" alt="" style="width:441.9pt;height:.05pt;mso-width-percent:0;mso-height-percent:0;mso-width-percent:0;mso-height-percent:0" o:hralign="center" o:hrstd="t" o:hr="t" fillcolor="#a0a0a0" stroked="f"/>
-        </w:pict>
       </w:r>
     </w:p>
     <w:p>
@@ -1438,7 +1394,6 @@
           <w:lang w:val="es-EC" w:eastAsia="es-MX"/>
           <w14:ligatures w14:val="none"/>
         </w:rPr>
-        <w:lastRenderedPageBreak/>
         <w:t xml:space="preserve">El </w:t>
       </w:r>
       <w:r>
@@ -1599,6 +1554,7 @@
           <w:lang w:val="es-EC" w:eastAsia="es-MX"/>
           <w14:ligatures w14:val="none"/>
         </w:rPr>
+        <w:lastRenderedPageBreak/>
         <w:t xml:space="preserve">La </w:t>
       </w:r>
       <w:r>
@@ -1790,18 +1746,7 @@
           <w:lang w:val="es-EC" w:eastAsia="es-MX"/>
           <w14:ligatures w14:val="none"/>
         </w:rPr>
-        <w:t>Paciente</w:t>
-      </w:r>
-      <w:r>
-        <w:rPr>
-          <w:rFonts w:eastAsia="Times New Roman" w:cs="Times New Roman"/>
-          <w:b/>
-          <w:bCs/>
-          <w:kern w:val="0"/>
-          <w:lang w:val="es-EC" w:eastAsia="es-MX"/>
-          <w14:ligatures w14:val="none"/>
-        </w:rPr>
-        <w:t>/ Familiar</w:t>
+        <w:t>Paciente/ Familiar</w:t>
       </w:r>
       <w:r>
         <w:rPr>
@@ -2035,7 +1980,7 @@
     </w:p>
     <w:p>
       <w:pPr>
-        <w:spacing w:after="0" w:line="240" w:lineRule="auto"/>
+        <w:spacing w:before="100" w:beforeAutospacing="1" w:after="100" w:afterAutospacing="1" w:line="240" w:lineRule="auto"/>
         <w:rPr>
           <w:rFonts w:eastAsia="Times New Roman" w:cs="Times New Roman"/>
           <w:kern w:val="0"/>
@@ -2046,13 +1991,13 @@
       <w:r>
         <w:rPr>
           <w:rFonts w:eastAsia="Times New Roman" w:cs="Times New Roman"/>
-          <w:noProof/>
-          <w:kern w:val="0"/>
-          <w:lang w:val="es-EC" w:eastAsia="es-MX"/>
-        </w:rPr>
-        <w:pict w14:anchorId="018DE3F0">
-          <v:rect id="_x0000_i1027" alt="" style="width:441.9pt;height:.05pt;mso-width-percent:0;mso-height-percent:0;mso-width-percent:0;mso-height-percent:0" o:hralign="center" o:hrstd="t" o:hr="t" fillcolor="#a0a0a0" stroked="f"/>
-        </w:pict>
+          <w:b/>
+          <w:bCs/>
+          <w:kern w:val="0"/>
+          <w:lang w:val="es-EC" w:eastAsia="es-MX"/>
+          <w14:ligatures w14:val="none"/>
+        </w:rPr>
+        <w:t>Módulo 4: Módulo de Seguimiento y Continuidad Asistencial</w:t>
       </w:r>
     </w:p>
     <w:p>
@@ -2068,13 +2013,111 @@
       <w:r>
         <w:rPr>
           <w:rFonts w:eastAsia="Times New Roman" w:cs="Times New Roman"/>
-          <w:b/>
-          <w:bCs/>
-          <w:kern w:val="0"/>
-          <w:lang w:val="es-EC" w:eastAsia="es-MX"/>
-          <w14:ligatures w14:val="none"/>
-        </w:rPr>
-        <w:t>Módulo 4: Módulo de Seguimiento y Continuidad Asistencial</w:t>
+          <w:kern w:val="0"/>
+          <w:lang w:val="es-EC" w:eastAsia="es-MX"/>
+          <w14:ligatures w14:val="none"/>
+        </w:rPr>
+        <w:t xml:space="preserve">El </w:t>
+      </w:r>
+      <w:r>
+        <w:rPr>
+          <w:rFonts w:eastAsia="Times New Roman" w:cs="Times New Roman"/>
+          <w:b/>
+          <w:bCs/>
+          <w:kern w:val="0"/>
+          <w:lang w:val="es-EC" w:eastAsia="es-MX"/>
+          <w14:ligatures w14:val="none"/>
+        </w:rPr>
+        <w:t>Profesional de la Salud</w:t>
+      </w:r>
+      <w:r>
+        <w:rPr>
+          <w:rFonts w:eastAsia="Times New Roman" w:cs="Times New Roman"/>
+          <w:kern w:val="0"/>
+          <w:lang w:val="es-EC" w:eastAsia="es-MX"/>
+          <w14:ligatures w14:val="none"/>
+        </w:rPr>
+        <w:t xml:space="preserve"> </w:t>
+      </w:r>
+      <w:r>
+        <w:rPr>
+          <w:rFonts w:eastAsia="Times New Roman" w:cs="Times New Roman"/>
+          <w:i/>
+          <w:iCs/>
+          <w:kern w:val="0"/>
+          <w:lang w:val="es-EC" w:eastAsia="es-MX"/>
+          <w14:ligatures w14:val="none"/>
+        </w:rPr>
+        <w:t>gestiona</w:t>
+      </w:r>
+      <w:r>
+        <w:rPr>
+          <w:rFonts w:eastAsia="Times New Roman" w:cs="Times New Roman"/>
+          <w:kern w:val="0"/>
+          <w:lang w:val="es-EC" w:eastAsia="es-MX"/>
+          <w14:ligatures w14:val="none"/>
+        </w:rPr>
+        <w:t xml:space="preserve"> el </w:t>
+      </w:r>
+      <w:r>
+        <w:rPr>
+          <w:rFonts w:eastAsia="Times New Roman" w:cs="Times New Roman"/>
+          <w:b/>
+          <w:bCs/>
+          <w:kern w:val="0"/>
+          <w:lang w:val="es-EC" w:eastAsia="es-MX"/>
+          <w14:ligatures w14:val="none"/>
+        </w:rPr>
+        <w:t>seguimiento</w:t>
+      </w:r>
+      <w:r>
+        <w:rPr>
+          <w:rFonts w:eastAsia="Times New Roman" w:cs="Times New Roman"/>
+          <w:kern w:val="0"/>
+          <w:lang w:val="es-EC" w:eastAsia="es-MX"/>
+          <w14:ligatures w14:val="none"/>
+        </w:rPr>
+        <w:t xml:space="preserve"> y </w:t>
+      </w:r>
+      <w:r>
+        <w:rPr>
+          <w:rFonts w:eastAsia="Times New Roman" w:cs="Times New Roman"/>
+          <w:b/>
+          <w:bCs/>
+          <w:kern w:val="0"/>
+          <w:lang w:val="es-EC" w:eastAsia="es-MX"/>
+          <w14:ligatures w14:val="none"/>
+        </w:rPr>
+        <w:t>cierre</w:t>
+      </w:r>
+      <w:r>
+        <w:rPr>
+          <w:rFonts w:eastAsia="Times New Roman" w:cs="Times New Roman"/>
+          <w:kern w:val="0"/>
+          <w:lang w:val="es-EC" w:eastAsia="es-MX"/>
+          <w14:ligatures w14:val="none"/>
+        </w:rPr>
+        <w:t xml:space="preserve"> del </w:t>
+      </w:r>
+      <w:r>
+        <w:rPr>
+          <w:rFonts w:eastAsia="Times New Roman" w:cs="Times New Roman"/>
+          <w:b/>
+          <w:bCs/>
+          <w:kern w:val="0"/>
+          <w:lang w:val="es-EC" w:eastAsia="es-MX"/>
+          <w14:ligatures w14:val="none"/>
+        </w:rPr>
+        <w:t>caso clínico</w:t>
+      </w:r>
+      <w:r>
+        <w:rPr>
+          <w:rFonts w:eastAsia="Times New Roman" w:cs="Times New Roman"/>
+          <w:kern w:val="0"/>
+          <w:lang w:val="es-EC" w:eastAsia="es-MX"/>
+          <w14:ligatures w14:val="none"/>
+        </w:rPr>
+        <w:t xml:space="preserve">. </w:t>
       </w:r>
     </w:p>
     <w:p>
@@ -2094,27 +2137,27 @@
           <w:lang w:val="es-EC" w:eastAsia="es-MX"/>
           <w14:ligatures w14:val="none"/>
         </w:rPr>
-        <w:t xml:space="preserve">El </w:t>
-      </w:r>
-      <w:r>
-        <w:rPr>
-          <w:rFonts w:eastAsia="Times New Roman" w:cs="Times New Roman"/>
-          <w:b/>
-          <w:bCs/>
-          <w:kern w:val="0"/>
-          <w:lang w:val="es-EC" w:eastAsia="es-MX"/>
-          <w14:ligatures w14:val="none"/>
-        </w:rPr>
-        <w:t>Profesional de la Salud</w:t>
-      </w:r>
-      <w:r>
-        <w:rPr>
-          <w:rFonts w:eastAsia="Times New Roman" w:cs="Times New Roman"/>
-          <w:kern w:val="0"/>
-          <w:lang w:val="es-EC" w:eastAsia="es-MX"/>
-          <w14:ligatures w14:val="none"/>
-        </w:rPr>
-        <w:t xml:space="preserve"> </w:t>
+        <w:t xml:space="preserve">La </w:t>
+      </w:r>
+      <w:r>
+        <w:rPr>
+          <w:rFonts w:eastAsia="Times New Roman" w:cs="Times New Roman"/>
+          <w:b/>
+          <w:bCs/>
+          <w:kern w:val="0"/>
+          <w:lang w:val="es-EC" w:eastAsia="es-MX"/>
+          <w14:ligatures w14:val="none"/>
+        </w:rPr>
+        <w:t>evolución del paciente</w:t>
+      </w:r>
+      <w:r>
+        <w:rPr>
+          <w:rFonts w:eastAsia="Times New Roman" w:cs="Times New Roman"/>
+          <w:kern w:val="0"/>
+          <w:lang w:val="es-EC" w:eastAsia="es-MX"/>
+          <w14:ligatures w14:val="none"/>
+        </w:rPr>
+        <w:t xml:space="preserve"> se </w:t>
       </w:r>
       <w:r>
         <w:rPr>
@@ -2125,67 +2168,7 @@
           <w:lang w:val="es-EC" w:eastAsia="es-MX"/>
           <w14:ligatures w14:val="none"/>
         </w:rPr>
-        <w:t>gestiona</w:t>
-      </w:r>
-      <w:r>
-        <w:rPr>
-          <w:rFonts w:eastAsia="Times New Roman" w:cs="Times New Roman"/>
-          <w:kern w:val="0"/>
-          <w:lang w:val="es-EC" w:eastAsia="es-MX"/>
-          <w14:ligatures w14:val="none"/>
-        </w:rPr>
-        <w:t xml:space="preserve"> el </w:t>
-      </w:r>
-      <w:r>
-        <w:rPr>
-          <w:rFonts w:eastAsia="Times New Roman" w:cs="Times New Roman"/>
-          <w:b/>
-          <w:bCs/>
-          <w:kern w:val="0"/>
-          <w:lang w:val="es-EC" w:eastAsia="es-MX"/>
-          <w14:ligatures w14:val="none"/>
-        </w:rPr>
-        <w:t>seguimiento</w:t>
-      </w:r>
-      <w:r>
-        <w:rPr>
-          <w:rFonts w:eastAsia="Times New Roman" w:cs="Times New Roman"/>
-          <w:kern w:val="0"/>
-          <w:lang w:val="es-EC" w:eastAsia="es-MX"/>
-          <w14:ligatures w14:val="none"/>
-        </w:rPr>
-        <w:t xml:space="preserve"> y </w:t>
-      </w:r>
-      <w:r>
-        <w:rPr>
-          <w:rFonts w:eastAsia="Times New Roman" w:cs="Times New Roman"/>
-          <w:b/>
-          <w:bCs/>
-          <w:kern w:val="0"/>
-          <w:lang w:val="es-EC" w:eastAsia="es-MX"/>
-          <w14:ligatures w14:val="none"/>
-        </w:rPr>
-        <w:t>cierre</w:t>
-      </w:r>
-      <w:r>
-        <w:rPr>
-          <w:rFonts w:eastAsia="Times New Roman" w:cs="Times New Roman"/>
-          <w:kern w:val="0"/>
-          <w:lang w:val="es-EC" w:eastAsia="es-MX"/>
-          <w14:ligatures w14:val="none"/>
-        </w:rPr>
-        <w:t xml:space="preserve"> del </w:t>
-      </w:r>
-      <w:r>
-        <w:rPr>
-          <w:rFonts w:eastAsia="Times New Roman" w:cs="Times New Roman"/>
-          <w:b/>
-          <w:bCs/>
-          <w:kern w:val="0"/>
-          <w:lang w:val="es-EC" w:eastAsia="es-MX"/>
-          <w14:ligatures w14:val="none"/>
-        </w:rPr>
-        <w:t>caso clínico</w:t>
+        <w:t>registra</w:t>
       </w:r>
       <w:r>
         <w:rPr>
@@ -2214,18 +2197,18 @@
           <w:lang w:val="es-EC" w:eastAsia="es-MX"/>
           <w14:ligatures w14:val="none"/>
         </w:rPr>
-        <w:t xml:space="preserve">La </w:t>
-      </w:r>
-      <w:r>
-        <w:rPr>
-          <w:rFonts w:eastAsia="Times New Roman" w:cs="Times New Roman"/>
-          <w:b/>
-          <w:bCs/>
-          <w:kern w:val="0"/>
-          <w:lang w:val="es-EC" w:eastAsia="es-MX"/>
-          <w14:ligatures w14:val="none"/>
-        </w:rPr>
-        <w:t>evolución del paciente</w:t>
+        <w:t xml:space="preserve">El </w:t>
+      </w:r>
+      <w:r>
+        <w:rPr>
+          <w:rFonts w:eastAsia="Times New Roman" w:cs="Times New Roman"/>
+          <w:b/>
+          <w:bCs/>
+          <w:kern w:val="0"/>
+          <w:lang w:val="es-EC" w:eastAsia="es-MX"/>
+          <w14:ligatures w14:val="none"/>
+        </w:rPr>
+        <w:t>estado clínico del caso</w:t>
       </w:r>
       <w:r>
         <w:rPr>
@@ -2245,16 +2228,16 @@
           <w:lang w:val="es-EC" w:eastAsia="es-MX"/>
           <w14:ligatures w14:val="none"/>
         </w:rPr>
-        <w:t>registra</w:t>
-      </w:r>
-      <w:r>
-        <w:rPr>
-          <w:rFonts w:eastAsia="Times New Roman" w:cs="Times New Roman"/>
-          <w:kern w:val="0"/>
-          <w:lang w:val="es-EC" w:eastAsia="es-MX"/>
-          <w14:ligatures w14:val="none"/>
-        </w:rPr>
-        <w:t xml:space="preserve">. </w:t>
+        <w:t>actualiza</w:t>
+      </w:r>
+      <w:r>
+        <w:rPr>
+          <w:rFonts w:eastAsia="Times New Roman" w:cs="Times New Roman"/>
+          <w:kern w:val="0"/>
+          <w:lang w:val="es-EC" w:eastAsia="es-MX"/>
+          <w14:ligatures w14:val="none"/>
+        </w:rPr>
+        <w:t>.</w:t>
       </w:r>
     </w:p>
     <w:p>
@@ -2274,18 +2257,18 @@
           <w:lang w:val="es-EC" w:eastAsia="es-MX"/>
           <w14:ligatures w14:val="none"/>
         </w:rPr>
-        <w:t xml:space="preserve">El </w:t>
-      </w:r>
-      <w:r>
-        <w:rPr>
-          <w:rFonts w:eastAsia="Times New Roman" w:cs="Times New Roman"/>
-          <w:b/>
-          <w:bCs/>
-          <w:kern w:val="0"/>
-          <w:lang w:val="es-EC" w:eastAsia="es-MX"/>
-          <w14:ligatures w14:val="none"/>
-        </w:rPr>
-        <w:t>estado clínico del caso</w:t>
+        <w:t xml:space="preserve"> El </w:t>
+      </w:r>
+      <w:r>
+        <w:rPr>
+          <w:rFonts w:eastAsia="Times New Roman" w:cs="Times New Roman"/>
+          <w:b/>
+          <w:bCs/>
+          <w:kern w:val="0"/>
+          <w:lang w:val="es-EC" w:eastAsia="es-MX"/>
+          <w14:ligatures w14:val="none"/>
+        </w:rPr>
+        <w:t>caso</w:t>
       </w:r>
       <w:r>
         <w:rPr>
@@ -2305,7 +2288,47 @@
           <w:lang w:val="es-EC" w:eastAsia="es-MX"/>
           <w14:ligatures w14:val="none"/>
         </w:rPr>
-        <w:t>actualiza</w:t>
+        <w:t>cierra</w:t>
+      </w:r>
+      <w:r>
+        <w:rPr>
+          <w:rFonts w:eastAsia="Times New Roman" w:cs="Times New Roman"/>
+          <w:kern w:val="0"/>
+          <w:lang w:val="es-EC" w:eastAsia="es-MX"/>
+          <w14:ligatures w14:val="none"/>
+        </w:rPr>
+        <w:t xml:space="preserve"> y el </w:t>
+      </w:r>
+      <w:r>
+        <w:rPr>
+          <w:rFonts w:eastAsia="Times New Roman" w:cs="Times New Roman"/>
+          <w:b/>
+          <w:bCs/>
+          <w:kern w:val="0"/>
+          <w:lang w:val="es-EC" w:eastAsia="es-MX"/>
+          <w14:ligatures w14:val="none"/>
+        </w:rPr>
+        <w:t>resumen clínico</w:t>
+      </w:r>
+      <w:r>
+        <w:rPr>
+          <w:rFonts w:eastAsia="Times New Roman" w:cs="Times New Roman"/>
+          <w:kern w:val="0"/>
+          <w:lang w:val="es-EC" w:eastAsia="es-MX"/>
+          <w14:ligatures w14:val="none"/>
+        </w:rPr>
+        <w:t xml:space="preserve"> se </w:t>
+      </w:r>
+      <w:r>
+        <w:rPr>
+          <w:rFonts w:eastAsia="Times New Roman" w:cs="Times New Roman"/>
+          <w:i/>
+          <w:iCs/>
+          <w:kern w:val="0"/>
+          <w:lang w:val="es-EC" w:eastAsia="es-MX"/>
+          <w14:ligatures w14:val="none"/>
+        </w:rPr>
+        <w:t>genera</w:t>
       </w:r>
       <w:r>
         <w:rPr>
@@ -2345,16 +2368,16 @@
           <w:lang w:val="es-EC" w:eastAsia="es-MX"/>
           <w14:ligatures w14:val="none"/>
         </w:rPr>
-        <w:t>caso</w:t>
-      </w:r>
-      <w:r>
-        <w:rPr>
-          <w:rFonts w:eastAsia="Times New Roman" w:cs="Times New Roman"/>
-          <w:kern w:val="0"/>
-          <w:lang w:val="es-EC" w:eastAsia="es-MX"/>
-          <w14:ligatures w14:val="none"/>
-        </w:rPr>
-        <w:t xml:space="preserve"> se </w:t>
+        <w:t>Paciente</w:t>
+      </w:r>
+      <w:r>
+        <w:rPr>
+          <w:rFonts w:eastAsia="Times New Roman" w:cs="Times New Roman"/>
+          <w:kern w:val="0"/>
+          <w:lang w:val="es-EC" w:eastAsia="es-MX"/>
+          <w14:ligatures w14:val="none"/>
+        </w:rPr>
+        <w:t xml:space="preserve"> </w:t>
       </w:r>
       <w:r>
         <w:rPr>
@@ -2365,56 +2388,56 @@
           <w:lang w:val="es-EC" w:eastAsia="es-MX"/>
           <w14:ligatures w14:val="none"/>
         </w:rPr>
-        <w:t>cierra</w:t>
-      </w:r>
-      <w:r>
-        <w:rPr>
-          <w:rFonts w:eastAsia="Times New Roman" w:cs="Times New Roman"/>
-          <w:kern w:val="0"/>
-          <w:lang w:val="es-EC" w:eastAsia="es-MX"/>
-          <w14:ligatures w14:val="none"/>
-        </w:rPr>
-        <w:t xml:space="preserve"> y el </w:t>
-      </w:r>
-      <w:r>
-        <w:rPr>
-          <w:rFonts w:eastAsia="Times New Roman" w:cs="Times New Roman"/>
-          <w:b/>
-          <w:bCs/>
-          <w:kern w:val="0"/>
-          <w:lang w:val="es-EC" w:eastAsia="es-MX"/>
-          <w14:ligatures w14:val="none"/>
-        </w:rPr>
-        <w:t>resumen clínico</w:t>
-      </w:r>
-      <w:r>
-        <w:rPr>
-          <w:rFonts w:eastAsia="Times New Roman" w:cs="Times New Roman"/>
-          <w:kern w:val="0"/>
-          <w:lang w:val="es-EC" w:eastAsia="es-MX"/>
-          <w14:ligatures w14:val="none"/>
-        </w:rPr>
-        <w:t xml:space="preserve"> se </w:t>
-      </w:r>
-      <w:r>
-        <w:rPr>
-          <w:rFonts w:eastAsia="Times New Roman" w:cs="Times New Roman"/>
-          <w:i/>
-          <w:iCs/>
-          <w:kern w:val="0"/>
-          <w:lang w:val="es-EC" w:eastAsia="es-MX"/>
-          <w14:ligatures w14:val="none"/>
-        </w:rPr>
-        <w:t>genera</w:t>
-      </w:r>
-      <w:r>
-        <w:rPr>
-          <w:rFonts w:eastAsia="Times New Roman" w:cs="Times New Roman"/>
-          <w:kern w:val="0"/>
-          <w:lang w:val="es-EC" w:eastAsia="es-MX"/>
-          <w14:ligatures w14:val="none"/>
-        </w:rPr>
-        <w:t>.</w:t>
+        <w:t>recibe</w:t>
+      </w:r>
+      <w:r>
+        <w:rPr>
+          <w:rFonts w:eastAsia="Times New Roman" w:cs="Times New Roman"/>
+          <w:kern w:val="0"/>
+          <w:lang w:val="es-EC" w:eastAsia="es-MX"/>
+          <w14:ligatures w14:val="none"/>
+        </w:rPr>
+        <w:t xml:space="preserve"> </w:t>
+      </w:r>
+      <w:r>
+        <w:rPr>
+          <w:rFonts w:eastAsia="Times New Roman" w:cs="Times New Roman"/>
+          <w:b/>
+          <w:bCs/>
+          <w:kern w:val="0"/>
+          <w:lang w:val="es-EC" w:eastAsia="es-MX"/>
+          <w14:ligatures w14:val="none"/>
+        </w:rPr>
+        <w:t>notificación</w:t>
+      </w:r>
+      <w:r>
+        <w:rPr>
+          <w:rFonts w:eastAsia="Times New Roman" w:cs="Times New Roman"/>
+          <w:kern w:val="0"/>
+          <w:lang w:val="es-EC" w:eastAsia="es-MX"/>
+          <w14:ligatures w14:val="none"/>
+        </w:rPr>
+        <w:t xml:space="preserve"> de </w:t>
+      </w:r>
+      <w:r>
+        <w:rPr>
+          <w:rFonts w:eastAsia="Times New Roman" w:cs="Times New Roman"/>
+          <w:b/>
+          <w:bCs/>
+          <w:kern w:val="0"/>
+          <w:lang w:val="es-EC" w:eastAsia="es-MX"/>
+          <w14:ligatures w14:val="none"/>
+        </w:rPr>
+        <w:t>cambio de estado</w:t>
+      </w:r>
+      <w:r>
+        <w:rPr>
+          <w:rFonts w:eastAsia="Times New Roman" w:cs="Times New Roman"/>
+          <w:kern w:val="0"/>
+          <w:lang w:val="es-EC" w:eastAsia="es-MX"/>
+          <w14:ligatures w14:val="none"/>
+        </w:rPr>
+        <w:t xml:space="preserve"> autorizado.</w:t>
       </w:r>
     </w:p>
     <w:p>
@@ -2434,87 +2457,7 @@
           <w:lang w:val="es-EC" w:eastAsia="es-MX"/>
           <w14:ligatures w14:val="none"/>
         </w:rPr>
-        <w:t xml:space="preserve"> El </w:t>
-      </w:r>
-      <w:r>
-        <w:rPr>
-          <w:rFonts w:eastAsia="Times New Roman" w:cs="Times New Roman"/>
-          <w:b/>
-          <w:bCs/>
-          <w:kern w:val="0"/>
-          <w:lang w:val="es-EC" w:eastAsia="es-MX"/>
-          <w14:ligatures w14:val="none"/>
-        </w:rPr>
-        <w:t>Paciente</w:t>
-      </w:r>
-      <w:r>
-        <w:rPr>
-          <w:rFonts w:eastAsia="Times New Roman" w:cs="Times New Roman"/>
-          <w:kern w:val="0"/>
-          <w:lang w:val="es-EC" w:eastAsia="es-MX"/>
-          <w14:ligatures w14:val="none"/>
-        </w:rPr>
-        <w:t xml:space="preserve"> </w:t>
-      </w:r>
-      <w:r>
-        <w:rPr>
-          <w:rFonts w:eastAsia="Times New Roman" w:cs="Times New Roman"/>
-          <w:i/>
-          <w:iCs/>
-          <w:kern w:val="0"/>
-          <w:lang w:val="es-EC" w:eastAsia="es-MX"/>
-          <w14:ligatures w14:val="none"/>
-        </w:rPr>
-        <w:t>recibe</w:t>
-      </w:r>
-      <w:r>
-        <w:rPr>
-          <w:rFonts w:eastAsia="Times New Roman" w:cs="Times New Roman"/>
-          <w:kern w:val="0"/>
-          <w:lang w:val="es-EC" w:eastAsia="es-MX"/>
-          <w14:ligatures w14:val="none"/>
-        </w:rPr>
-        <w:t xml:space="preserve"> </w:t>
-      </w:r>
-      <w:r>
-        <w:rPr>
-          <w:rFonts w:eastAsia="Times New Roman" w:cs="Times New Roman"/>
-          <w:b/>
-          <w:bCs/>
-          <w:kern w:val="0"/>
-          <w:lang w:val="es-EC" w:eastAsia="es-MX"/>
-          <w14:ligatures w14:val="none"/>
-        </w:rPr>
-        <w:t>notificación</w:t>
-      </w:r>
-      <w:r>
-        <w:rPr>
-          <w:rFonts w:eastAsia="Times New Roman" w:cs="Times New Roman"/>
-          <w:kern w:val="0"/>
-          <w:lang w:val="es-EC" w:eastAsia="es-MX"/>
-          <w14:ligatures w14:val="none"/>
-        </w:rPr>
-        <w:t xml:space="preserve"> de </w:t>
-      </w:r>
-      <w:r>
-        <w:rPr>
-          <w:rFonts w:eastAsia="Times New Roman" w:cs="Times New Roman"/>
-          <w:b/>
-          <w:bCs/>
-          <w:kern w:val="0"/>
-          <w:lang w:val="es-EC" w:eastAsia="es-MX"/>
-          <w14:ligatures w14:val="none"/>
-        </w:rPr>
-        <w:t>cambio de estado</w:t>
-      </w:r>
-      <w:r>
-        <w:rPr>
-          <w:rFonts w:eastAsia="Times New Roman" w:cs="Times New Roman"/>
-          <w:kern w:val="0"/>
-          <w:lang w:val="es-EC" w:eastAsia="es-MX"/>
-          <w14:ligatures w14:val="none"/>
-        </w:rPr>
-        <w:t xml:space="preserve"> autorizado.</w:t>
+        <w:t>Flujos Alternativos / Extensiones:</w:t>
       </w:r>
     </w:p>
     <w:p>
@@ -2534,7 +2477,87 @@
           <w:lang w:val="es-EC" w:eastAsia="es-MX"/>
           <w14:ligatures w14:val="none"/>
         </w:rPr>
-        <w:t>Flujos Alternativos / Extensiones:</w:t>
+        <w:t xml:space="preserve"> El </w:t>
+      </w:r>
+      <w:r>
+        <w:rPr>
+          <w:rFonts w:eastAsia="Times New Roman" w:cs="Times New Roman"/>
+          <w:b/>
+          <w:bCs/>
+          <w:kern w:val="0"/>
+          <w:lang w:val="es-EC" w:eastAsia="es-MX"/>
+          <w14:ligatures w14:val="none"/>
+        </w:rPr>
+        <w:t>MSP / SPDP</w:t>
+      </w:r>
+      <w:r>
+        <w:rPr>
+          <w:rFonts w:eastAsia="Times New Roman" w:cs="Times New Roman"/>
+          <w:kern w:val="0"/>
+          <w:lang w:val="es-EC" w:eastAsia="es-MX"/>
+          <w14:ligatures w14:val="none"/>
+        </w:rPr>
+        <w:t xml:space="preserve"> </w:t>
+      </w:r>
+      <w:r>
+        <w:rPr>
+          <w:rFonts w:eastAsia="Times New Roman" w:cs="Times New Roman"/>
+          <w:i/>
+          <w:iCs/>
+          <w:kern w:val="0"/>
+          <w:lang w:val="es-EC" w:eastAsia="es-MX"/>
+          <w14:ligatures w14:val="none"/>
+        </w:rPr>
+        <w:t>revisa</w:t>
+      </w:r>
+      <w:r>
+        <w:rPr>
+          <w:rFonts w:eastAsia="Times New Roman" w:cs="Times New Roman"/>
+          <w:kern w:val="0"/>
+          <w:lang w:val="es-EC" w:eastAsia="es-MX"/>
+          <w14:ligatures w14:val="none"/>
+        </w:rPr>
+        <w:t xml:space="preserve"> las </w:t>
+      </w:r>
+      <w:r>
+        <w:rPr>
+          <w:rFonts w:eastAsia="Times New Roman" w:cs="Times New Roman"/>
+          <w:b/>
+          <w:bCs/>
+          <w:kern w:val="0"/>
+          <w:lang w:val="es-EC" w:eastAsia="es-MX"/>
+          <w14:ligatures w14:val="none"/>
+        </w:rPr>
+        <w:t>interacciones</w:t>
+      </w:r>
+      <w:r>
+        <w:rPr>
+          <w:rFonts w:eastAsia="Times New Roman" w:cs="Times New Roman"/>
+          <w:kern w:val="0"/>
+          <w:lang w:val="es-EC" w:eastAsia="es-MX"/>
+          <w14:ligatures w14:val="none"/>
+        </w:rPr>
+        <w:t xml:space="preserve"> y </w:t>
+      </w:r>
+      <w:r>
+        <w:rPr>
+          <w:rFonts w:eastAsia="Times New Roman" w:cs="Times New Roman"/>
+          <w:b/>
+          <w:bCs/>
+          <w:kern w:val="0"/>
+          <w:lang w:val="es-EC" w:eastAsia="es-MX"/>
+          <w14:ligatures w14:val="none"/>
+        </w:rPr>
+        <w:t>decisiones</w:t>
+      </w:r>
+      <w:r>
+        <w:rPr>
+          <w:rFonts w:eastAsia="Times New Roman" w:cs="Times New Roman"/>
+          <w:kern w:val="0"/>
+          <w:lang w:val="es-EC" w:eastAsia="es-MX"/>
+          <w14:ligatures w14:val="none"/>
+        </w:rPr>
+        <w:t xml:space="preserve"> registradas.</w:t>
       </w:r>
     </w:p>
     <w:p>
@@ -2550,113 +2573,13 @@
       <w:r>
         <w:rPr>
           <w:rFonts w:eastAsia="Times New Roman" w:cs="Times New Roman"/>
-          <w:kern w:val="0"/>
-          <w:lang w:val="es-EC" w:eastAsia="es-MX"/>
-          <w14:ligatures w14:val="none"/>
-        </w:rPr>
-        <w:t xml:space="preserve"> El </w:t>
-      </w:r>
-      <w:r>
-        <w:rPr>
-          <w:rFonts w:eastAsia="Times New Roman" w:cs="Times New Roman"/>
-          <w:b/>
-          <w:bCs/>
-          <w:kern w:val="0"/>
-          <w:lang w:val="es-EC" w:eastAsia="es-MX"/>
-          <w14:ligatures w14:val="none"/>
-        </w:rPr>
-        <w:t>MSP / SPDP</w:t>
-      </w:r>
-      <w:r>
-        <w:rPr>
-          <w:rFonts w:eastAsia="Times New Roman" w:cs="Times New Roman"/>
-          <w:kern w:val="0"/>
-          <w:lang w:val="es-EC" w:eastAsia="es-MX"/>
-          <w14:ligatures w14:val="none"/>
-        </w:rPr>
-        <w:t xml:space="preserve"> </w:t>
-      </w:r>
-      <w:r>
-        <w:rPr>
-          <w:rFonts w:eastAsia="Times New Roman" w:cs="Times New Roman"/>
-          <w:i/>
-          <w:iCs/>
-          <w:kern w:val="0"/>
-          <w:lang w:val="es-EC" w:eastAsia="es-MX"/>
-          <w14:ligatures w14:val="none"/>
-        </w:rPr>
-        <w:t>revisa</w:t>
-      </w:r>
-      <w:r>
-        <w:rPr>
-          <w:rFonts w:eastAsia="Times New Roman" w:cs="Times New Roman"/>
-          <w:kern w:val="0"/>
-          <w:lang w:val="es-EC" w:eastAsia="es-MX"/>
-          <w14:ligatures w14:val="none"/>
-        </w:rPr>
-        <w:t xml:space="preserve"> las </w:t>
-      </w:r>
-      <w:r>
-        <w:rPr>
-          <w:rFonts w:eastAsia="Times New Roman" w:cs="Times New Roman"/>
-          <w:b/>
-          <w:bCs/>
-          <w:kern w:val="0"/>
-          <w:lang w:val="es-EC" w:eastAsia="es-MX"/>
-          <w14:ligatures w14:val="none"/>
-        </w:rPr>
-        <w:t>interacciones</w:t>
-      </w:r>
-      <w:r>
-        <w:rPr>
-          <w:rFonts w:eastAsia="Times New Roman" w:cs="Times New Roman"/>
-          <w:kern w:val="0"/>
-          <w:lang w:val="es-EC" w:eastAsia="es-MX"/>
-          <w14:ligatures w14:val="none"/>
-        </w:rPr>
-        <w:t xml:space="preserve"> y </w:t>
-      </w:r>
-      <w:r>
-        <w:rPr>
-          <w:rFonts w:eastAsia="Times New Roman" w:cs="Times New Roman"/>
-          <w:b/>
-          <w:bCs/>
-          <w:kern w:val="0"/>
-          <w:lang w:val="es-EC" w:eastAsia="es-MX"/>
-          <w14:ligatures w14:val="none"/>
-        </w:rPr>
-        <w:t>decisiones</w:t>
-      </w:r>
-      <w:r>
-        <w:rPr>
-          <w:rFonts w:eastAsia="Times New Roman" w:cs="Times New Roman"/>
-          <w:kern w:val="0"/>
-          <w:lang w:val="es-EC" w:eastAsia="es-MX"/>
-          <w14:ligatures w14:val="none"/>
-        </w:rPr>
-        <w:t xml:space="preserve"> registradas.</w:t>
-      </w:r>
-    </w:p>
-    <w:p>
-      <w:pPr>
-        <w:spacing w:after="0" w:line="240" w:lineRule="auto"/>
-        <w:rPr>
-          <w:rFonts w:eastAsia="Times New Roman" w:cs="Times New Roman"/>
-          <w:kern w:val="0"/>
-          <w:lang w:val="es-EC" w:eastAsia="es-MX"/>
-          <w14:ligatures w14:val="none"/>
-        </w:rPr>
-      </w:pPr>
-      <w:r>
-        <w:rPr>
-          <w:rFonts w:eastAsia="Times New Roman" w:cs="Times New Roman"/>
-          <w:noProof/>
-          <w:kern w:val="0"/>
-          <w:lang w:val="es-EC" w:eastAsia="es-MX"/>
-        </w:rPr>
-        <w:pict w14:anchorId="3B6E1EE4">
-          <v:rect id="_x0000_i1026" alt="" style="width:441.9pt;height:.05pt;mso-width-percent:0;mso-height-percent:0;mso-width-percent:0;mso-height-percent:0" o:hralign="center" o:hrstd="t" o:hr="t" fillcolor="#a0a0a0" stroked="f"/>
-        </w:pict>
+          <w:b/>
+          <w:bCs/>
+          <w:kern w:val="0"/>
+          <w:lang w:val="es-EC" w:eastAsia="es-MX"/>
+          <w14:ligatures w14:val="none"/>
+        </w:rPr>
+        <w:t>Módulo 5: Módulo de Integración a Consorcio</w:t>
       </w:r>
     </w:p>
     <w:p>
@@ -2672,13 +2595,71 @@
       <w:r>
         <w:rPr>
           <w:rFonts w:eastAsia="Times New Roman" w:cs="Times New Roman"/>
-          <w:b/>
-          <w:bCs/>
-          <w:kern w:val="0"/>
-          <w:lang w:val="es-EC" w:eastAsia="es-MX"/>
-          <w14:ligatures w14:val="none"/>
-        </w:rPr>
-        <w:t>Módulo 5: Módulo de Integración a Consorcio</w:t>
+          <w:kern w:val="0"/>
+          <w:lang w:val="es-EC" w:eastAsia="es-MX"/>
+          <w14:ligatures w14:val="none"/>
+        </w:rPr>
+        <w:t xml:space="preserve">El </w:t>
+      </w:r>
+      <w:r>
+        <w:rPr>
+          <w:rFonts w:eastAsia="Times New Roman" w:cs="Times New Roman"/>
+          <w:b/>
+          <w:bCs/>
+          <w:kern w:val="0"/>
+          <w:lang w:val="es-EC" w:eastAsia="es-MX"/>
+          <w14:ligatures w14:val="none"/>
+        </w:rPr>
+        <w:t>Centro Médico</w:t>
+      </w:r>
+      <w:r>
+        <w:rPr>
+          <w:rFonts w:eastAsia="Times New Roman" w:cs="Times New Roman"/>
+          <w:kern w:val="0"/>
+          <w:lang w:val="es-EC" w:eastAsia="es-MX"/>
+          <w14:ligatures w14:val="none"/>
+        </w:rPr>
+        <w:t xml:space="preserve"> se </w:t>
+      </w:r>
+      <w:r>
+        <w:rPr>
+          <w:rFonts w:eastAsia="Times New Roman" w:cs="Times New Roman"/>
+          <w:i/>
+          <w:iCs/>
+          <w:kern w:val="0"/>
+          <w:lang w:val="es-EC" w:eastAsia="es-MX"/>
+          <w14:ligatures w14:val="none"/>
+        </w:rPr>
+        <w:t>integra</w:t>
+      </w:r>
+      <w:r>
+        <w:rPr>
+          <w:rFonts w:eastAsia="Times New Roman" w:cs="Times New Roman"/>
+          <w:kern w:val="0"/>
+          <w:lang w:val="es-EC" w:eastAsia="es-MX"/>
+          <w14:ligatures w14:val="none"/>
+        </w:rPr>
+        <w:t xml:space="preserve"> al </w:t>
+      </w:r>
+      <w:r>
+        <w:rPr>
+          <w:rFonts w:eastAsia="Times New Roman" w:cs="Times New Roman"/>
+          <w:b/>
+          <w:bCs/>
+          <w:kern w:val="0"/>
+          <w:lang w:val="es-EC" w:eastAsia="es-MX"/>
+          <w14:ligatures w14:val="none"/>
+        </w:rPr>
+        <w:t>consorcio</w:t>
+      </w:r>
+      <w:r>
+        <w:rPr>
+          <w:rFonts w:eastAsia="Times New Roman" w:cs="Times New Roman"/>
+          <w:kern w:val="0"/>
+          <w:lang w:val="es-EC" w:eastAsia="es-MX"/>
+          <w14:ligatures w14:val="none"/>
+        </w:rPr>
+        <w:t>.</w:t>
       </w:r>
     </w:p>
     <w:p>
@@ -2698,18 +2679,18 @@
           <w:lang w:val="es-EC" w:eastAsia="es-MX"/>
           <w14:ligatures w14:val="none"/>
         </w:rPr>
-        <w:t xml:space="preserve">El </w:t>
-      </w:r>
-      <w:r>
-        <w:rPr>
-          <w:rFonts w:eastAsia="Times New Roman" w:cs="Times New Roman"/>
-          <w:b/>
-          <w:bCs/>
-          <w:kern w:val="0"/>
-          <w:lang w:val="es-EC" w:eastAsia="es-MX"/>
-          <w14:ligatures w14:val="none"/>
-        </w:rPr>
-        <w:t>Centro Médico</w:t>
+        <w:t xml:space="preserve"> La </w:t>
+      </w:r>
+      <w:r>
+        <w:rPr>
+          <w:rFonts w:eastAsia="Times New Roman" w:cs="Times New Roman"/>
+          <w:b/>
+          <w:bCs/>
+          <w:kern w:val="0"/>
+          <w:lang w:val="es-EC" w:eastAsia="es-MX"/>
+          <w14:ligatures w14:val="none"/>
+        </w:rPr>
+        <w:t>incorporación al consorcio</w:t>
       </w:r>
       <w:r>
         <w:rPr>
@@ -2729,36 +2710,16 @@
           <w:lang w:val="es-EC" w:eastAsia="es-MX"/>
           <w14:ligatures w14:val="none"/>
         </w:rPr>
-        <w:t>integra</w:t>
-      </w:r>
-      <w:r>
-        <w:rPr>
-          <w:rFonts w:eastAsia="Times New Roman" w:cs="Times New Roman"/>
-          <w:kern w:val="0"/>
-          <w:lang w:val="es-EC" w:eastAsia="es-MX"/>
-          <w14:ligatures w14:val="none"/>
-        </w:rPr>
-        <w:t xml:space="preserve"> al </w:t>
-      </w:r>
-      <w:r>
-        <w:rPr>
-          <w:rFonts w:eastAsia="Times New Roman" w:cs="Times New Roman"/>
-          <w:b/>
-          <w:bCs/>
-          <w:kern w:val="0"/>
-          <w:lang w:val="es-EC" w:eastAsia="es-MX"/>
-          <w14:ligatures w14:val="none"/>
-        </w:rPr>
-        <w:t>consorcio</w:t>
-      </w:r>
-      <w:r>
-        <w:rPr>
-          <w:rFonts w:eastAsia="Times New Roman" w:cs="Times New Roman"/>
-          <w:kern w:val="0"/>
-          <w:lang w:val="es-EC" w:eastAsia="es-MX"/>
-          <w14:ligatures w14:val="none"/>
-        </w:rPr>
-        <w:t>.</w:t>
+        <w:t>solicita</w:t>
+      </w:r>
+      <w:r>
+        <w:rPr>
+          <w:rFonts w:eastAsia="Times New Roman" w:cs="Times New Roman"/>
+          <w:kern w:val="0"/>
+          <w:lang w:val="es-EC" w:eastAsia="es-MX"/>
+          <w14:ligatures w14:val="none"/>
+        </w:rPr>
+        <w:t xml:space="preserve">. </w:t>
       </w:r>
     </w:p>
     <w:p>
@@ -2778,18 +2739,18 @@
           <w:lang w:val="es-EC" w:eastAsia="es-MX"/>
           <w14:ligatures w14:val="none"/>
         </w:rPr>
-        <w:t xml:space="preserve"> La </w:t>
-      </w:r>
-      <w:r>
-        <w:rPr>
-          <w:rFonts w:eastAsia="Times New Roman" w:cs="Times New Roman"/>
-          <w:b/>
-          <w:bCs/>
-          <w:kern w:val="0"/>
-          <w:lang w:val="es-EC" w:eastAsia="es-MX"/>
-          <w14:ligatures w14:val="none"/>
-        </w:rPr>
-        <w:t>incorporación al consorcio</w:t>
+        <w:t xml:space="preserve">Las </w:t>
+      </w:r>
+      <w:r>
+        <w:rPr>
+          <w:rFonts w:eastAsia="Times New Roman" w:cs="Times New Roman"/>
+          <w:b/>
+          <w:bCs/>
+          <w:kern w:val="0"/>
+          <w:lang w:val="es-EC" w:eastAsia="es-MX"/>
+          <w14:ligatures w14:val="none"/>
+        </w:rPr>
+        <w:t>condiciones de participación del centro</w:t>
       </w:r>
       <w:r>
         <w:rPr>
@@ -2809,7 +2770,7 @@
           <w:lang w:val="es-EC" w:eastAsia="es-MX"/>
           <w14:ligatures w14:val="none"/>
         </w:rPr>
-        <w:t>solicita</w:t>
+        <w:t>verifican</w:t>
       </w:r>
       <w:r>
         <w:rPr>
@@ -2838,18 +2799,18 @@
           <w:lang w:val="es-EC" w:eastAsia="es-MX"/>
           <w14:ligatures w14:val="none"/>
         </w:rPr>
-        <w:t xml:space="preserve">Las </w:t>
-      </w:r>
-      <w:r>
-        <w:rPr>
-          <w:rFonts w:eastAsia="Times New Roman" w:cs="Times New Roman"/>
-          <w:b/>
-          <w:bCs/>
-          <w:kern w:val="0"/>
-          <w:lang w:val="es-EC" w:eastAsia="es-MX"/>
-          <w14:ligatures w14:val="none"/>
-        </w:rPr>
-        <w:t>condiciones de participación del centro</w:t>
+        <w:t xml:space="preserve">La </w:t>
+      </w:r>
+      <w:r>
+        <w:rPr>
+          <w:rFonts w:eastAsia="Times New Roman" w:cs="Times New Roman"/>
+          <w:b/>
+          <w:bCs/>
+          <w:kern w:val="0"/>
+          <w:lang w:val="es-EC" w:eastAsia="es-MX"/>
+          <w14:ligatures w14:val="none"/>
+        </w:rPr>
+        <w:t>información clínica autorizada</w:t>
       </w:r>
       <w:r>
         <w:rPr>
@@ -2869,16 +2830,16 @@
           <w:lang w:val="es-EC" w:eastAsia="es-MX"/>
           <w14:ligatures w14:val="none"/>
         </w:rPr>
-        <w:t>verifican</w:t>
-      </w:r>
-      <w:r>
-        <w:rPr>
-          <w:rFonts w:eastAsia="Times New Roman" w:cs="Times New Roman"/>
-          <w:kern w:val="0"/>
-          <w:lang w:val="es-EC" w:eastAsia="es-MX"/>
-          <w14:ligatures w14:val="none"/>
-        </w:rPr>
-        <w:t xml:space="preserve">. </w:t>
+        <w:t>intercambia</w:t>
+      </w:r>
+      <w:r>
+        <w:rPr>
+          <w:rFonts w:eastAsia="Times New Roman" w:cs="Times New Roman"/>
+          <w:kern w:val="0"/>
+          <w:lang w:val="es-EC" w:eastAsia="es-MX"/>
+          <w14:ligatures w14:val="none"/>
+        </w:rPr>
+        <w:t>.</w:t>
       </w:r>
     </w:p>
     <w:p>
@@ -2898,47 +2859,7 @@
           <w:lang w:val="es-EC" w:eastAsia="es-MX"/>
           <w14:ligatures w14:val="none"/>
         </w:rPr>
-        <w:t xml:space="preserve">La </w:t>
-      </w:r>
-      <w:r>
-        <w:rPr>
-          <w:rFonts w:eastAsia="Times New Roman" w:cs="Times New Roman"/>
-          <w:b/>
-          <w:bCs/>
-          <w:kern w:val="0"/>
-          <w:lang w:val="es-EC" w:eastAsia="es-MX"/>
-          <w14:ligatures w14:val="none"/>
-        </w:rPr>
-        <w:t>información clínica autorizada</w:t>
-      </w:r>
-      <w:r>
-        <w:rPr>
-          <w:rFonts w:eastAsia="Times New Roman" w:cs="Times New Roman"/>
-          <w:kern w:val="0"/>
-          <w:lang w:val="es-EC" w:eastAsia="es-MX"/>
-          <w14:ligatures w14:val="none"/>
-        </w:rPr>
-        <w:t xml:space="preserve"> se </w:t>
-      </w:r>
-      <w:r>
-        <w:rPr>
-          <w:rFonts w:eastAsia="Times New Roman" w:cs="Times New Roman"/>
-          <w:i/>
-          <w:iCs/>
-          <w:kern w:val="0"/>
-          <w:lang w:val="es-EC" w:eastAsia="es-MX"/>
-          <w14:ligatures w14:val="none"/>
-        </w:rPr>
-        <w:t>intercambia</w:t>
-      </w:r>
-      <w:r>
-        <w:rPr>
-          <w:rFonts w:eastAsia="Times New Roman" w:cs="Times New Roman"/>
-          <w:kern w:val="0"/>
-          <w:lang w:val="es-EC" w:eastAsia="es-MX"/>
-          <w14:ligatures w14:val="none"/>
-        </w:rPr>
-        <w:t>.</w:t>
+        <w:t xml:space="preserve">Flujos Alternativos / Extensiones: </w:t>
       </w:r>
     </w:p>
     <w:p>
@@ -2958,8 +2879,67 @@
           <w:lang w:val="es-EC" w:eastAsia="es-MX"/>
           <w14:ligatures w14:val="none"/>
         </w:rPr>
-        <w:lastRenderedPageBreak/>
-        <w:t xml:space="preserve">Flujos Alternativos / Extensiones: </w:t>
+        <w:t xml:space="preserve">El </w:t>
+      </w:r>
+      <w:r>
+        <w:rPr>
+          <w:rFonts w:eastAsia="Times New Roman" w:cs="Times New Roman"/>
+          <w:b/>
+          <w:bCs/>
+          <w:kern w:val="0"/>
+          <w:lang w:val="es-EC" w:eastAsia="es-MX"/>
+          <w14:ligatures w14:val="none"/>
+        </w:rPr>
+        <w:t>MSP / IESS</w:t>
+      </w:r>
+      <w:r>
+        <w:rPr>
+          <w:rFonts w:eastAsia="Times New Roman" w:cs="Times New Roman"/>
+          <w:kern w:val="0"/>
+          <w:lang w:val="es-EC" w:eastAsia="es-MX"/>
+          <w14:ligatures w14:val="none"/>
+        </w:rPr>
+        <w:t xml:space="preserve"> </w:t>
+      </w:r>
+      <w:r>
+        <w:rPr>
+          <w:rFonts w:eastAsia="Times New Roman" w:cs="Times New Roman"/>
+          <w:i/>
+          <w:iCs/>
+          <w:kern w:val="0"/>
+          <w:lang w:val="es-EC" w:eastAsia="es-MX"/>
+          <w14:ligatures w14:val="none"/>
+        </w:rPr>
+        <w:t>intercambia</w:t>
+      </w:r>
+      <w:r>
+        <w:rPr>
+          <w:rFonts w:eastAsia="Times New Roman" w:cs="Times New Roman"/>
+          <w:kern w:val="0"/>
+          <w:lang w:val="es-EC" w:eastAsia="es-MX"/>
+          <w14:ligatures w14:val="none"/>
+        </w:rPr>
+        <w:t xml:space="preserve"> </w:t>
+      </w:r>
+      <w:r>
+        <w:rPr>
+          <w:rFonts w:eastAsia="Times New Roman" w:cs="Times New Roman"/>
+          <w:b/>
+          <w:bCs/>
+          <w:kern w:val="0"/>
+          <w:lang w:val="es-EC" w:eastAsia="es-MX"/>
+          <w14:ligatures w14:val="none"/>
+        </w:rPr>
+        <w:t>información clínica autorizada</w:t>
+      </w:r>
+      <w:r>
+        <w:rPr>
+          <w:rFonts w:eastAsia="Times New Roman" w:cs="Times New Roman"/>
+          <w:kern w:val="0"/>
+          <w:lang w:val="es-EC" w:eastAsia="es-MX"/>
+          <w14:ligatures w14:val="none"/>
+        </w:rPr>
+        <w:t xml:space="preserve">. </w:t>
       </w:r>
     </w:p>
     <w:p>
@@ -2990,7 +2970,7 @@
           <w:lang w:val="es-EC" w:eastAsia="es-MX"/>
           <w14:ligatures w14:val="none"/>
         </w:rPr>
-        <w:t>MSP / IESS</w:t>
+        <w:t>SPDP</w:t>
       </w:r>
       <w:r>
         <w:rPr>
@@ -3010,36 +2990,56 @@
           <w:lang w:val="es-EC" w:eastAsia="es-MX"/>
           <w14:ligatures w14:val="none"/>
         </w:rPr>
-        <w:t>intercambia</w:t>
-      </w:r>
-      <w:r>
-        <w:rPr>
-          <w:rFonts w:eastAsia="Times New Roman" w:cs="Times New Roman"/>
-          <w:kern w:val="0"/>
-          <w:lang w:val="es-EC" w:eastAsia="es-MX"/>
-          <w14:ligatures w14:val="none"/>
-        </w:rPr>
-        <w:t xml:space="preserve"> </w:t>
-      </w:r>
-      <w:r>
-        <w:rPr>
-          <w:rFonts w:eastAsia="Times New Roman" w:cs="Times New Roman"/>
-          <w:b/>
-          <w:bCs/>
-          <w:kern w:val="0"/>
-          <w:lang w:val="es-EC" w:eastAsia="es-MX"/>
-          <w14:ligatures w14:val="none"/>
-        </w:rPr>
-        <w:t>información clínica autorizada</w:t>
-      </w:r>
-      <w:r>
-        <w:rPr>
-          <w:rFonts w:eastAsia="Times New Roman" w:cs="Times New Roman"/>
-          <w:kern w:val="0"/>
-          <w:lang w:val="es-EC" w:eastAsia="es-MX"/>
-          <w14:ligatures w14:val="none"/>
-        </w:rPr>
-        <w:t xml:space="preserve">. </w:t>
+        <w:t>revisa</w:t>
+      </w:r>
+      <w:r>
+        <w:rPr>
+          <w:rFonts w:eastAsia="Times New Roman" w:cs="Times New Roman"/>
+          <w:kern w:val="0"/>
+          <w:lang w:val="es-EC" w:eastAsia="es-MX"/>
+          <w14:ligatures w14:val="none"/>
+        </w:rPr>
+        <w:t xml:space="preserve"> el </w:t>
+      </w:r>
+      <w:r>
+        <w:rPr>
+          <w:rFonts w:eastAsia="Times New Roman" w:cs="Times New Roman"/>
+          <w:b/>
+          <w:bCs/>
+          <w:kern w:val="0"/>
+          <w:lang w:val="es-EC" w:eastAsia="es-MX"/>
+          <w14:ligatures w14:val="none"/>
+        </w:rPr>
+        <w:t>cumplimiento de privacidad</w:t>
+      </w:r>
+      <w:r>
+        <w:rPr>
+          <w:rFonts w:eastAsia="Times New Roman" w:cs="Times New Roman"/>
+          <w:kern w:val="0"/>
+          <w:lang w:val="es-EC" w:eastAsia="es-MX"/>
+          <w14:ligatures w14:val="none"/>
+        </w:rPr>
+        <w:t xml:space="preserve"> y </w:t>
+      </w:r>
+      <w:r>
+        <w:rPr>
+          <w:rFonts w:eastAsia="Times New Roman" w:cs="Times New Roman"/>
+          <w:b/>
+          <w:bCs/>
+          <w:kern w:val="0"/>
+          <w:lang w:val="es-EC" w:eastAsia="es-MX"/>
+          <w14:ligatures w14:val="none"/>
+        </w:rPr>
+        <w:t>consentimiento</w:t>
+      </w:r>
+      <w:r>
+        <w:rPr>
+          <w:rFonts w:eastAsia="Times New Roman" w:cs="Times New Roman"/>
+          <w:kern w:val="0"/>
+          <w:lang w:val="es-EC" w:eastAsia="es-MX"/>
+          <w14:ligatures w14:val="none"/>
+        </w:rPr>
+        <w:t>.</w:t>
       </w:r>
     </w:p>
     <w:p>
@@ -3048,7 +3048,7 @@
         <w:rPr>
           <w:rFonts w:eastAsia="Times New Roman" w:cs="Times New Roman"/>
           <w:kern w:val="0"/>
-          <w:lang w:val="es-EC" w:eastAsia="es-MX"/>
+          <w:lang w:val="pt-BR" w:eastAsia="es-MX"/>
           <w14:ligatures w14:val="none"/>
         </w:rPr>
       </w:pPr>
@@ -3059,6 +3059,16 @@
           <w:lang w:val="es-EC" w:eastAsia="es-MX"/>
           <w14:ligatures w14:val="none"/>
         </w:rPr>
+        <w:lastRenderedPageBreak/>
+        <w:t xml:space="preserve"> </w:t>
+      </w:r>
+      <w:r>
+        <w:rPr>
+          <w:rFonts w:eastAsia="Times New Roman" w:cs="Times New Roman"/>
+          <w:kern w:val="0"/>
+          <w:lang w:val="pt-BR" w:eastAsia="es-MX"/>
+          <w14:ligatures w14:val="none"/>
+        </w:rPr>
         <w:t xml:space="preserve">El </w:t>
       </w:r>
       <w:r>
@@ -3067,16 +3077,16 @@
           <w:b/>
           <w:bCs/>
           <w:kern w:val="0"/>
-          <w:lang w:val="es-EC" w:eastAsia="es-MX"/>
-          <w14:ligatures w14:val="none"/>
-        </w:rPr>
-        <w:t>SPDP</w:t>
-      </w:r>
-      <w:r>
-        <w:rPr>
-          <w:rFonts w:eastAsia="Times New Roman" w:cs="Times New Roman"/>
-          <w:kern w:val="0"/>
-          <w:lang w:val="es-EC" w:eastAsia="es-MX"/>
+          <w:lang w:val="pt-BR" w:eastAsia="es-MX"/>
+          <w14:ligatures w14:val="none"/>
+        </w:rPr>
+        <w:t>Administrador TI</w:t>
+      </w:r>
+      <w:r>
+        <w:rPr>
+          <w:rFonts w:eastAsia="Times New Roman" w:cs="Times New Roman"/>
+          <w:kern w:val="0"/>
+          <w:lang w:val="pt-BR" w:eastAsia="es-MX"/>
           <w14:ligatures w14:val="none"/>
         </w:rPr>
         <w:t xml:space="preserve"> </w:t>
@@ -3087,107 +3097,7 @@
           <w:i/>
           <w:iCs/>
           <w:kern w:val="0"/>
-          <w:lang w:val="es-EC" w:eastAsia="es-MX"/>
-          <w14:ligatures w14:val="none"/>
-        </w:rPr>
-        <w:t>revisa</w:t>
-      </w:r>
-      <w:r>
-        <w:rPr>
-          <w:rFonts w:eastAsia="Times New Roman" w:cs="Times New Roman"/>
-          <w:kern w:val="0"/>
-          <w:lang w:val="es-EC" w:eastAsia="es-MX"/>
-          <w14:ligatures w14:val="none"/>
-        </w:rPr>
-        <w:t xml:space="preserve"> el </w:t>
-      </w:r>
-      <w:r>
-        <w:rPr>
-          <w:rFonts w:eastAsia="Times New Roman" w:cs="Times New Roman"/>
-          <w:b/>
-          <w:bCs/>
-          <w:kern w:val="0"/>
-          <w:lang w:val="es-EC" w:eastAsia="es-MX"/>
-          <w14:ligatures w14:val="none"/>
-        </w:rPr>
-        <w:t>cumplimiento de privacidad</w:t>
-      </w:r>
-      <w:r>
-        <w:rPr>
-          <w:rFonts w:eastAsia="Times New Roman" w:cs="Times New Roman"/>
-          <w:kern w:val="0"/>
-          <w:lang w:val="es-EC" w:eastAsia="es-MX"/>
-          <w14:ligatures w14:val="none"/>
-        </w:rPr>
-        <w:t xml:space="preserve"> y </w:t>
-      </w:r>
-      <w:r>
-        <w:rPr>
-          <w:rFonts w:eastAsia="Times New Roman" w:cs="Times New Roman"/>
-          <w:b/>
-          <w:bCs/>
-          <w:kern w:val="0"/>
-          <w:lang w:val="es-EC" w:eastAsia="es-MX"/>
-          <w14:ligatures w14:val="none"/>
-        </w:rPr>
-        <w:t>consentimiento</w:t>
-      </w:r>
-      <w:r>
-        <w:rPr>
-          <w:rFonts w:eastAsia="Times New Roman" w:cs="Times New Roman"/>
-          <w:kern w:val="0"/>
-          <w:lang w:val="es-EC" w:eastAsia="es-MX"/>
-          <w14:ligatures w14:val="none"/>
-        </w:rPr>
-        <w:t>.</w:t>
-      </w:r>
-    </w:p>
-    <w:p>
-      <w:pPr>
-        <w:spacing w:before="100" w:beforeAutospacing="1" w:after="100" w:afterAutospacing="1" w:line="240" w:lineRule="auto"/>
-        <w:rPr>
-          <w:rFonts w:eastAsia="Times New Roman" w:cs="Times New Roman"/>
-          <w:kern w:val="0"/>
-          <w:lang w:val="es-EC" w:eastAsia="es-MX"/>
-          <w14:ligatures w14:val="none"/>
-        </w:rPr>
-      </w:pPr>
-      <w:r>
-        <w:rPr>
-          <w:rFonts w:eastAsia="Times New Roman" w:cs="Times New Roman"/>
-          <w:kern w:val="0"/>
-          <w:lang w:val="es-EC" w:eastAsia="es-MX"/>
-          <w14:ligatures w14:val="none"/>
-        </w:rPr>
-        <w:t xml:space="preserve"> El </w:t>
-      </w:r>
-      <w:r>
-        <w:rPr>
-          <w:rFonts w:eastAsia="Times New Roman" w:cs="Times New Roman"/>
-          <w:b/>
-          <w:bCs/>
-          <w:kern w:val="0"/>
-          <w:lang w:val="es-EC" w:eastAsia="es-MX"/>
-          <w14:ligatures w14:val="none"/>
-        </w:rPr>
-        <w:t>Administrador TI</w:t>
-      </w:r>
-      <w:r>
-        <w:rPr>
-          <w:rFonts w:eastAsia="Times New Roman" w:cs="Times New Roman"/>
-          <w:kern w:val="0"/>
-          <w:lang w:val="es-EC" w:eastAsia="es-MX"/>
-          <w14:ligatures w14:val="none"/>
-        </w:rPr>
-        <w:t xml:space="preserve"> </w:t>
-      </w:r>
-      <w:r>
-        <w:rPr>
-          <w:rFonts w:eastAsia="Times New Roman" w:cs="Times New Roman"/>
-          <w:i/>
-          <w:iCs/>
-          <w:kern w:val="0"/>
-          <w:lang w:val="es-EC" w:eastAsia="es-MX"/>
+          <w:lang w:val="pt-BR" w:eastAsia="es-MX"/>
           <w14:ligatures w14:val="none"/>
         </w:rPr>
         <w:t>incorpora</w:t>
@@ -3196,7 +3106,7 @@
         <w:rPr>
           <w:rFonts w:eastAsia="Times New Roman" w:cs="Times New Roman"/>
           <w:kern w:val="0"/>
-          <w:lang w:val="es-EC" w:eastAsia="es-MX"/>
+          <w:lang w:val="pt-BR" w:eastAsia="es-MX"/>
           <w14:ligatures w14:val="none"/>
         </w:rPr>
         <w:t xml:space="preserve"> nuevos </w:t>
@@ -3207,7 +3117,7 @@
           <w:b/>
           <w:bCs/>
           <w:kern w:val="0"/>
-          <w:lang w:val="es-EC" w:eastAsia="es-MX"/>
+          <w:lang w:val="pt-BR" w:eastAsia="es-MX"/>
           <w14:ligatures w14:val="none"/>
         </w:rPr>
         <w:t>dispositivos médicos</w:t>
@@ -3216,7 +3126,7 @@
         <w:rPr>
           <w:rFonts w:eastAsia="Times New Roman" w:cs="Times New Roman"/>
           <w:kern w:val="0"/>
-          <w:lang w:val="es-EC" w:eastAsia="es-MX"/>
+          <w:lang w:val="pt-BR" w:eastAsia="es-MX"/>
           <w14:ligatures w14:val="none"/>
         </w:rPr>
         <w:t xml:space="preserve"> o </w:t>
@@ -3227,7 +3137,7 @@
           <w:b/>
           <w:bCs/>
           <w:kern w:val="0"/>
-          <w:lang w:val="es-EC" w:eastAsia="es-MX"/>
+          <w:lang w:val="pt-BR" w:eastAsia="es-MX"/>
           <w14:ligatures w14:val="none"/>
         </w:rPr>
         <w:t>modelos de IA</w:t>
@@ -3236,7 +3146,7 @@
         <w:rPr>
           <w:rFonts w:eastAsia="Times New Roman" w:cs="Times New Roman"/>
           <w:kern w:val="0"/>
-          <w:lang w:val="es-EC" w:eastAsia="es-MX"/>
+          <w:lang w:val="pt-BR" w:eastAsia="es-MX"/>
           <w14:ligatures w14:val="none"/>
         </w:rPr>
         <w:t xml:space="preserve"> controlados.</w:t>
@@ -4030,7 +3940,6 @@
                 <w:lang w:val="es-EC" w:eastAsia="es-MX"/>
                 <w14:ligatures w14:val="none"/>
               </w:rPr>
-              <w:lastRenderedPageBreak/>
               <w:t>IESS</w:t>
             </w:r>
           </w:p>
@@ -4189,6 +4098,7 @@
                 <w:lang w:val="es-EC" w:eastAsia="es-MX"/>
                 <w14:ligatures w14:val="none"/>
               </w:rPr>
+              <w:lastRenderedPageBreak/>
               <w:t>Bot</w:t>
             </w:r>
           </w:p>
@@ -4263,7 +4173,7 @@
           <w:lang w:val="es-EC" w:eastAsia="es-MX"/>
         </w:rPr>
         <w:pict w14:anchorId="2553B98D">
-          <v:rect id="_x0000_i1025" alt="" style="width:441.9pt;height:.05pt;mso-width-percent:0;mso-height-percent:0;mso-width-percent:0;mso-height-percent:0" o:hralign="center" o:hrstd="t" o:hr="t" fillcolor="#a0a0a0" stroked="f"/>
+          <v:rect id="_x0000_i1025" style="width:441.9pt;height:.05pt" o:hralign="center" o:hrstd="t" o:hr="t" fillcolor="#a0a0a0" stroked="f"/>
         </w:pict>
       </w:r>
     </w:p>
@@ -5088,7 +4998,6 @@
                 <w:lang w:val="es-EC" w:eastAsia="es-MX"/>
                 <w14:ligatures w14:val="none"/>
               </w:rPr>
-              <w:lastRenderedPageBreak/>
               <w:t>SugerenciaDeAcción</w:t>
             </w:r>
           </w:p>
@@ -5258,6 +5167,7 @@
                 <w:lang w:val="es-EC" w:eastAsia="es-MX"/>
                 <w14:ligatures w14:val="none"/>
               </w:rPr>
+              <w:lastRenderedPageBreak/>
               <w:t>Escalamiento</w:t>
             </w:r>
           </w:p>
@@ -6227,7 +6137,7 @@
 </file>
 
 <file path=word/numbering.xml><?xml version="1.0" encoding="utf-8"?>
-<w:numbering xmlns:wpc="http://schemas.microsoft.com/office/word/2010/wordprocessingCanvas" xmlns:cx="http://schemas.microsoft.com/office/drawing/2014/chartex" xmlns:cx1="http://schemas.microsoft.com/office/drawing/2015/9/8/chartex" xmlns:cx2="http://schemas.microsoft.com/office/drawing/2015/10/21/chartex" xmlns:cx3="http://schemas.microsoft.com/office/drawing/2016/5/9/chartex" xmlns:cx4="http://schemas.microsoft.com/office/drawing/2016/5/10/chartex" xmlns:cx5="http://schemas.microsoft.com/office/drawing/2016/5/11/chartex" xmlns:cx6="http://schemas.microsoft.com/office/drawing/2016/5/12/chartex" xmlns:cx7="http://schemas.microsoft.com/office/drawing/2016/5/13/chartex" xmlns:cx8="http://schemas.microsoft.com/office/drawing/2016/5/14/chartex" xmlns:mc="http://schemas.openxmlformats.org/markup-compatibility/2006" xmlns:aink="http://schemas.microsoft.com/office/drawing/2016/ink" xmlns:am3d="http://schemas.microsoft.com/office/drawing/2017/model3d" xmlns:o="urn:schemas-microsoft-com:office:office" xmlns:oel="http://schemas.microsoft.com/office/2019/extlst" xmlns:r="http://schemas.openxmlformats.org/officeDocument/2006/relationships" xmlns:m="http://schemas.openxmlformats.org/officeDocument/2006/math" xmlns:v="urn:schemas-microsoft-com:vml" xmlns:wp14="http://schemas.microsoft.com/office/word/2010/wordprocessingDrawing" xmlns:wp="http://schemas.openxmlformats.org/drawingml/2006/wordprocessingDrawing" xmlns:w10="urn:schemas-microsoft-com:office:word" xmlns:w="http://schemas.openxmlformats.org/wordprocessingml/2006/main" xmlns:w14="http://schemas.microsoft.com/office/word/2010/wordml" xmlns:w15="http://schemas.microsoft.com/office/word/2012/wordml" xmlns:w16cex="http://schemas.microsoft.com/office/word/2018/wordml/cex" xmlns:w16cid="http://schemas.microsoft.com/office/word/2016/wordml/cid" xmlns:w16="http://schemas.microsoft.com/office/word/2018/wordml" xmlns:w16du="http://schemas.microsoft.com/office/word/2023/wordml/word16du" xmlns:w16sdtdh="http://schemas.microsoft.com/office/word/2020/wordml/sdtdatahash" xmlns:w16se="http://schemas.microsoft.com/office/word/2015/wordml/symex" xmlns:wpg="http://schemas.microsoft.com/office/word/2010/wordprocessingGroup" xmlns:wpi="http://schemas.microsoft.com/office/word/2010/wordprocessingInk" xmlns:wne="http://schemas.microsoft.com/office/word/2006/wordml" xmlns:wps="http://schemas.microsoft.com/office/word/2010/wordprocessingShape" mc:Ignorable="w14 w15 w16se w16cid w16 w16cex w16sdtdh w16du wp14">
+<w:numbering xmlns:wpc="http://schemas.microsoft.com/office/word/2010/wordprocessingCanvas" xmlns:cx="http://schemas.microsoft.com/office/drawing/2014/chartex" xmlns:cx1="http://schemas.microsoft.com/office/drawing/2015/9/8/chartex" xmlns:cx2="http://schemas.microsoft.com/office/drawing/2015/10/21/chartex" xmlns:cx3="http://schemas.microsoft.com/office/drawing/2016/5/9/chartex" xmlns:cx4="http://schemas.microsoft.com/office/drawing/2016/5/10/chartex" xmlns:cx5="http://schemas.microsoft.com/office/drawing/2016/5/11/chartex" xmlns:cx6="http://schemas.microsoft.com/office/drawing/2016/5/12/chartex" xmlns:cx7="http://schemas.microsoft.com/office/drawing/2016/5/13/chartex" xmlns:cx8="http://schemas.microsoft.com/office/drawing/2016/5/14/chartex" xmlns:mc="http://schemas.openxmlformats.org/markup-compatibility/2006" xmlns:aink="http://schemas.microsoft.com/office/drawing/2016/ink" xmlns:am3d="http://schemas.microsoft.com/office/drawing/2017/model3d" xmlns:o="urn:schemas-microsoft-com:office:office" xmlns:oel="http://schemas.microsoft.com/office/2019/extlst" xmlns:r="http://schemas.openxmlformats.org/officeDocument/2006/relationships" xmlns:m="http://schemas.openxmlformats.org/officeDocument/2006/math" xmlns:v="urn:schemas-microsoft-com:vml" xmlns:wp14="http://schemas.microsoft.com/office/word/2010/wordprocessingDrawing" xmlns:wp="http://schemas.openxmlformats.org/drawingml/2006/wordprocessingDrawing" xmlns:w10="urn:schemas-microsoft-com:office:word" xmlns:w="http://schemas.openxmlformats.org/wordprocessingml/2006/main" xmlns:w14="http://schemas.microsoft.com/office/word/2010/wordml" xmlns:w15="http://schemas.microsoft.com/office/word/2012/wordml" xmlns:w16cex="http://schemas.microsoft.com/office/word/2018/wordml/cex" xmlns:w16cid="http://schemas.microsoft.com/office/word/2016/wordml/cid" xmlns:w16="http://schemas.microsoft.com/office/word/2018/wordml" xmlns:w16du="http://schemas.microsoft.com/office/word/2023/wordml/word16du" xmlns:w16sdtdh="http://schemas.microsoft.com/office/word/2020/wordml/sdtdatahash" xmlns:w16sdtfl="http://schemas.microsoft.com/office/word/2024/wordml/sdtformatlock" xmlns:w16se="http://schemas.microsoft.com/office/word/2015/wordml/symex" xmlns:wpg="http://schemas.microsoft.com/office/word/2010/wordprocessingGroup" xmlns:wpi="http://schemas.microsoft.com/office/word/2010/wordprocessingInk" xmlns:wne="http://schemas.microsoft.com/office/word/2006/wordml" xmlns:wps="http://schemas.microsoft.com/office/word/2010/wordprocessingShape" mc:Ignorable="w14 w15 w16se w16cid w16 w16cex w16sdtdh w16sdtfl w16du wp14">
   <w:abstractNum w:abstractNumId="0" w15:restartNumberingAfterBreak="0">
     <w:nsid w:val="467A7F7E"/>
     <w:multiLevelType w:val="hybridMultilevel"/>
@@ -6373,7 +6283,7 @@
 </file>
 
 <file path=word/styles.xml><?xml version="1.0" encoding="utf-8"?>
-<w:styles xmlns:mc="http://schemas.openxmlformats.org/markup-compatibility/2006" xmlns:r="http://schemas.openxmlformats.org/officeDocument/2006/relationships" xmlns:w="http://schemas.openxmlformats.org/wordprocessingml/2006/main" xmlns:w14="http://schemas.microsoft.com/office/word/2010/wordml" xmlns:w15="http://schemas.microsoft.com/office/word/2012/wordml" xmlns:w16cex="http://schemas.microsoft.com/office/word/2018/wordml/cex" xmlns:w16cid="http://schemas.microsoft.com/office/word/2016/wordml/cid" xmlns:w16="http://schemas.microsoft.com/office/word/2018/wordml" xmlns:w16du="http://schemas.microsoft.com/office/word/2023/wordml/word16du" xmlns:w16sdtdh="http://schemas.microsoft.com/office/word/2020/wordml/sdtdatahash" xmlns:w16se="http://schemas.microsoft.com/office/word/2015/wordml/symex" mc:Ignorable="w14 w15 w16se w16cid w16 w16cex w16sdtdh w16du">
+<w:styles xmlns:mc="http://schemas.openxmlformats.org/markup-compatibility/2006" xmlns:r="http://schemas.openxmlformats.org/officeDocument/2006/relationships" xmlns:w="http://schemas.openxmlformats.org/wordprocessingml/2006/main" xmlns:w14="http://schemas.microsoft.com/office/word/2010/wordml" xmlns:w15="http://schemas.microsoft.com/office/word/2012/wordml" xmlns:w16cex="http://schemas.microsoft.com/office/word/2018/wordml/cex" xmlns:w16cid="http://schemas.microsoft.com/office/word/2016/wordml/cid" xmlns:w16="http://schemas.microsoft.com/office/word/2018/wordml" xmlns:w16du="http://schemas.microsoft.com/office/word/2023/wordml/word16du" xmlns:w16sdtdh="http://schemas.microsoft.com/office/word/2020/wordml/sdtdatahash" xmlns:w16sdtfl="http://schemas.microsoft.com/office/word/2024/wordml/sdtformatlock" xmlns:w16se="http://schemas.microsoft.com/office/word/2015/wordml/symex" mc:Ignorable="w14 w15 w16se w16cid w16 w16cex w16sdtdh w16sdtfl w16du">
   <w:docDefaults>
     <w:rPrDefault>
       <w:rPr>
@@ -7360,7 +7270,7 @@
       <w14:ligatures w14:val="none"/>
     </w:rPr>
   </w:style>
-  <w:style w:type="character" w:styleId="Textoennegrita">
+  <w:style w:type="character" w:styleId="Fuerte">
     <w:name w:val="Strong"/>
     <w:basedOn w:val="Fuentedeprrafopredeter"/>
     <w:uiPriority w:val="22"/>
